--- a/Reports/Docx/Audit_Report.docx
+++ b/Reports/Docx/Audit_Report.docx
@@ -36,6 +36,8 @@
         </w:pBdr>
         <w:spacing w:after="240"/>
         <w:rPr>
+          <w:b/>
+          <w:bCs/>
           <w:color w:val="595959"/>
           <w:sz w:val="24"/>
           <w:szCs w:val="24"/>
@@ -43,11 +45,13 @@
       </w:pPr>
       <w:r>
         <w:rPr>
+          <w:b/>
+          <w:bCs/>
           <w:color w:val="595959"/>
           <w:sz w:val="24"/>
           <w:szCs w:val="24"/>
         </w:rPr>
-        <w:t>Career Catalyst: Audit work</w:t>
+        <w:t>Audit work</w:t>
       </w:r>
     </w:p>
     <w:p>
@@ -150,12 +154,6 @@
         <w:gridCol w:w="3600"/>
       </w:tblGrid>
       <w:tr>
-        <w:tblPrEx>
-          <w:tblCellMar>
-            <w:top w:w="0" w:type="dxa"/>
-            <w:bottom w:w="0" w:type="dxa"/>
-          </w:tblCellMar>
-        </w:tblPrEx>
         <w:trPr>
           <w:tblHeader/>
         </w:trPr>
@@ -257,12 +255,6 @@
         </w:tc>
       </w:tr>
       <w:tr>
-        <w:tblPrEx>
-          <w:tblCellMar>
-            <w:top w:w="0" w:type="dxa"/>
-            <w:bottom w:w="0" w:type="dxa"/>
-          </w:tblCellMar>
-        </w:tblPrEx>
         <w:tc>
           <w:tcPr>
             <w:tcW w:w="1800" w:type="dxa"/>
@@ -349,12 +341,6 @@
         </w:tc>
       </w:tr>
       <w:tr>
-        <w:tblPrEx>
-          <w:tblCellMar>
-            <w:top w:w="0" w:type="dxa"/>
-            <w:bottom w:w="0" w:type="dxa"/>
-          </w:tblCellMar>
-        </w:tblPrEx>
         <w:tc>
           <w:tcPr>
             <w:tcW w:w="1800" w:type="dxa"/>
@@ -441,12 +427,6 @@
         </w:tc>
       </w:tr>
       <w:tr>
-        <w:tblPrEx>
-          <w:tblCellMar>
-            <w:top w:w="0" w:type="dxa"/>
-            <w:bottom w:w="0" w:type="dxa"/>
-          </w:tblCellMar>
-        </w:tblPrEx>
         <w:tc>
           <w:tcPr>
             <w:tcW w:w="1800" w:type="dxa"/>
@@ -533,12 +513,6 @@
         </w:tc>
       </w:tr>
       <w:tr>
-        <w:tblPrEx>
-          <w:tblCellMar>
-            <w:top w:w="0" w:type="dxa"/>
-            <w:bottom w:w="0" w:type="dxa"/>
-          </w:tblCellMar>
-        </w:tblPrEx>
         <w:tc>
           <w:tcPr>
             <w:tcW w:w="1800" w:type="dxa"/>
@@ -625,12 +599,6 @@
         </w:tc>
       </w:tr>
       <w:tr>
-        <w:tblPrEx>
-          <w:tblCellMar>
-            <w:top w:w="0" w:type="dxa"/>
-            <w:bottom w:w="0" w:type="dxa"/>
-          </w:tblCellMar>
-        </w:tblPrEx>
         <w:tc>
           <w:tcPr>
             <w:tcW w:w="1800" w:type="dxa"/>
@@ -759,12 +727,6 @@
         <w:gridCol w:w="3480"/>
       </w:tblGrid>
       <w:tr>
-        <w:tblPrEx>
-          <w:tblCellMar>
-            <w:top w:w="0" w:type="dxa"/>
-            <w:bottom w:w="0" w:type="dxa"/>
-          </w:tblCellMar>
-        </w:tblPrEx>
         <w:trPr>
           <w:tblHeader/>
         </w:trPr>
@@ -866,12 +828,6 @@
         </w:tc>
       </w:tr>
       <w:tr>
-        <w:tblPrEx>
-          <w:tblCellMar>
-            <w:top w:w="0" w:type="dxa"/>
-            <w:bottom w:w="0" w:type="dxa"/>
-          </w:tblCellMar>
-        </w:tblPrEx>
         <w:tc>
           <w:tcPr>
             <w:tcW w:w="2400" w:type="dxa"/>
@@ -958,12 +914,6 @@
         </w:tc>
       </w:tr>
       <w:tr>
-        <w:tblPrEx>
-          <w:tblCellMar>
-            <w:top w:w="0" w:type="dxa"/>
-            <w:bottom w:w="0" w:type="dxa"/>
-          </w:tblCellMar>
-        </w:tblPrEx>
         <w:tc>
           <w:tcPr>
             <w:tcW w:w="2400" w:type="dxa"/>
@@ -1050,12 +1000,6 @@
         </w:tc>
       </w:tr>
       <w:tr>
-        <w:tblPrEx>
-          <w:tblCellMar>
-            <w:top w:w="0" w:type="dxa"/>
-            <w:bottom w:w="0" w:type="dxa"/>
-          </w:tblCellMar>
-        </w:tblPrEx>
         <w:tc>
           <w:tcPr>
             <w:tcW w:w="2400" w:type="dxa"/>
@@ -1142,12 +1086,6 @@
         </w:tc>
       </w:tr>
       <w:tr>
-        <w:tblPrEx>
-          <w:tblCellMar>
-            <w:top w:w="0" w:type="dxa"/>
-            <w:bottom w:w="0" w:type="dxa"/>
-          </w:tblCellMar>
-        </w:tblPrEx>
         <w:tc>
           <w:tcPr>
             <w:tcW w:w="2400" w:type="dxa"/>
@@ -1235,12 +1173,6 @@
         </w:tc>
       </w:tr>
       <w:tr>
-        <w:tblPrEx>
-          <w:tblCellMar>
-            <w:top w:w="0" w:type="dxa"/>
-            <w:bottom w:w="0" w:type="dxa"/>
-          </w:tblCellMar>
-        </w:tblPrEx>
         <w:tc>
           <w:tcPr>
             <w:tcW w:w="2400" w:type="dxa"/>
@@ -1327,12 +1259,6 @@
         </w:tc>
       </w:tr>
       <w:tr>
-        <w:tblPrEx>
-          <w:tblCellMar>
-            <w:top w:w="0" w:type="dxa"/>
-            <w:bottom w:w="0" w:type="dxa"/>
-          </w:tblCellMar>
-        </w:tblPrEx>
         <w:tc>
           <w:tcPr>
             <w:tcW w:w="2400" w:type="dxa"/>
@@ -1419,12 +1345,6 @@
         </w:tc>
       </w:tr>
       <w:tr>
-        <w:tblPrEx>
-          <w:tblCellMar>
-            <w:top w:w="0" w:type="dxa"/>
-            <w:bottom w:w="0" w:type="dxa"/>
-          </w:tblCellMar>
-        </w:tblPrEx>
         <w:tc>
           <w:tcPr>
             <w:tcW w:w="2400" w:type="dxa"/>
@@ -1511,12 +1431,6 @@
         </w:tc>
       </w:tr>
       <w:tr>
-        <w:tblPrEx>
-          <w:tblCellMar>
-            <w:top w:w="0" w:type="dxa"/>
-            <w:bottom w:w="0" w:type="dxa"/>
-          </w:tblCellMar>
-        </w:tblPrEx>
         <w:tc>
           <w:tcPr>
             <w:tcW w:w="2400" w:type="dxa"/>
@@ -1603,12 +1517,6 @@
         </w:tc>
       </w:tr>
       <w:tr>
-        <w:tblPrEx>
-          <w:tblCellMar>
-            <w:top w:w="0" w:type="dxa"/>
-            <w:bottom w:w="0" w:type="dxa"/>
-          </w:tblCellMar>
-        </w:tblPrEx>
         <w:tc>
           <w:tcPr>
             <w:tcW w:w="2400" w:type="dxa"/>
@@ -1695,12 +1603,6 @@
         </w:tc>
       </w:tr>
       <w:tr>
-        <w:tblPrEx>
-          <w:tblCellMar>
-            <w:top w:w="0" w:type="dxa"/>
-            <w:bottom w:w="0" w:type="dxa"/>
-          </w:tblCellMar>
-        </w:tblPrEx>
         <w:tc>
           <w:tcPr>
             <w:tcW w:w="2400" w:type="dxa"/>
@@ -1787,12 +1689,6 @@
         </w:tc>
       </w:tr>
       <w:tr>
-        <w:tblPrEx>
-          <w:tblCellMar>
-            <w:top w:w="0" w:type="dxa"/>
-            <w:bottom w:w="0" w:type="dxa"/>
-          </w:tblCellMar>
-        </w:tblPrEx>
         <w:tc>
           <w:tcPr>
             <w:tcW w:w="2400" w:type="dxa"/>
@@ -1879,12 +1775,6 @@
         </w:tc>
       </w:tr>
       <w:tr>
-        <w:tblPrEx>
-          <w:tblCellMar>
-            <w:top w:w="0" w:type="dxa"/>
-            <w:bottom w:w="0" w:type="dxa"/>
-          </w:tblCellMar>
-        </w:tblPrEx>
         <w:tc>
           <w:tcPr>
             <w:tcW w:w="2400" w:type="dxa"/>
@@ -2050,12 +1940,6 @@
         <w:gridCol w:w="3960"/>
       </w:tblGrid>
       <w:tr>
-        <w:tblPrEx>
-          <w:tblCellMar>
-            <w:top w:w="0" w:type="dxa"/>
-            <w:bottom w:w="0" w:type="dxa"/>
-          </w:tblCellMar>
-        </w:tblPrEx>
         <w:trPr>
           <w:tblHeader/>
         </w:trPr>
@@ -2121,12 +2005,6 @@
         </w:tc>
       </w:tr>
       <w:tr>
-        <w:tblPrEx>
-          <w:tblCellMar>
-            <w:top w:w="0" w:type="dxa"/>
-            <w:bottom w:w="0" w:type="dxa"/>
-          </w:tblCellMar>
-        </w:tblPrEx>
         <w:tc>
           <w:tcPr>
             <w:tcW w:w="5400" w:type="dxa"/>
@@ -2186,12 +2064,6 @@
         </w:tc>
       </w:tr>
       <w:tr>
-        <w:tblPrEx>
-          <w:tblCellMar>
-            <w:top w:w="0" w:type="dxa"/>
-            <w:bottom w:w="0" w:type="dxa"/>
-          </w:tblCellMar>
-        </w:tblPrEx>
         <w:tc>
           <w:tcPr>
             <w:tcW w:w="5400" w:type="dxa"/>
@@ -2251,12 +2123,6 @@
         </w:tc>
       </w:tr>
       <w:tr>
-        <w:tblPrEx>
-          <w:tblCellMar>
-            <w:top w:w="0" w:type="dxa"/>
-            <w:bottom w:w="0" w:type="dxa"/>
-          </w:tblCellMar>
-        </w:tblPrEx>
         <w:tc>
           <w:tcPr>
             <w:tcW w:w="5400" w:type="dxa"/>
@@ -2316,12 +2182,6 @@
         </w:tc>
       </w:tr>
       <w:tr>
-        <w:tblPrEx>
-          <w:tblCellMar>
-            <w:top w:w="0" w:type="dxa"/>
-            <w:bottom w:w="0" w:type="dxa"/>
-          </w:tblCellMar>
-        </w:tblPrEx>
         <w:tc>
           <w:tcPr>
             <w:tcW w:w="5400" w:type="dxa"/>
@@ -2381,12 +2241,6 @@
         </w:tc>
       </w:tr>
       <w:tr>
-        <w:tblPrEx>
-          <w:tblCellMar>
-            <w:top w:w="0" w:type="dxa"/>
-            <w:bottom w:w="0" w:type="dxa"/>
-          </w:tblCellMar>
-        </w:tblPrEx>
         <w:tc>
           <w:tcPr>
             <w:tcW w:w="5400" w:type="dxa"/>
@@ -2446,12 +2300,6 @@
         </w:tc>
       </w:tr>
       <w:tr>
-        <w:tblPrEx>
-          <w:tblCellMar>
-            <w:top w:w="0" w:type="dxa"/>
-            <w:bottom w:w="0" w:type="dxa"/>
-          </w:tblCellMar>
-        </w:tblPrEx>
         <w:tc>
           <w:tcPr>
             <w:tcW w:w="5400" w:type="dxa"/>
@@ -2674,12 +2522,6 @@
         <w:gridCol w:w="3000"/>
       </w:tblGrid>
       <w:tr>
-        <w:tblPrEx>
-          <w:tblCellMar>
-            <w:top w:w="0" w:type="dxa"/>
-            <w:bottom w:w="0" w:type="dxa"/>
-          </w:tblCellMar>
-        </w:tblPrEx>
         <w:trPr>
           <w:tblHeader/>
         </w:trPr>
@@ -2814,12 +2656,6 @@
         </w:tc>
       </w:tr>
       <w:tr>
-        <w:tblPrEx>
-          <w:tblCellMar>
-            <w:top w:w="0" w:type="dxa"/>
-            <w:bottom w:w="0" w:type="dxa"/>
-          </w:tblCellMar>
-        </w:tblPrEx>
         <w:tc>
           <w:tcPr>
             <w:tcW w:w="1500" w:type="dxa"/>
@@ -2936,12 +2772,6 @@
         </w:tc>
       </w:tr>
       <w:tr>
-        <w:tblPrEx>
-          <w:tblCellMar>
-            <w:top w:w="0" w:type="dxa"/>
-            <w:bottom w:w="0" w:type="dxa"/>
-          </w:tblCellMar>
-        </w:tblPrEx>
         <w:tc>
           <w:tcPr>
             <w:tcW w:w="1500" w:type="dxa"/>
@@ -3058,12 +2888,6 @@
         </w:tc>
       </w:tr>
       <w:tr>
-        <w:tblPrEx>
-          <w:tblCellMar>
-            <w:top w:w="0" w:type="dxa"/>
-            <w:bottom w:w="0" w:type="dxa"/>
-          </w:tblCellMar>
-        </w:tblPrEx>
         <w:tc>
           <w:tcPr>
             <w:tcW w:w="1500" w:type="dxa"/>
@@ -3180,12 +3004,6 @@
         </w:tc>
       </w:tr>
       <w:tr>
-        <w:tblPrEx>
-          <w:tblCellMar>
-            <w:top w:w="0" w:type="dxa"/>
-            <w:bottom w:w="0" w:type="dxa"/>
-          </w:tblCellMar>
-        </w:tblPrEx>
         <w:tc>
           <w:tcPr>
             <w:tcW w:w="1500" w:type="dxa"/>
@@ -3302,12 +3120,6 @@
         </w:tc>
       </w:tr>
       <w:tr>
-        <w:tblPrEx>
-          <w:tblCellMar>
-            <w:top w:w="0" w:type="dxa"/>
-            <w:bottom w:w="0" w:type="dxa"/>
-          </w:tblCellMar>
-        </w:tblPrEx>
         <w:tc>
           <w:tcPr>
             <w:tcW w:w="1500" w:type="dxa"/>
@@ -3424,12 +3236,6 @@
         </w:tc>
       </w:tr>
       <w:tr>
-        <w:tblPrEx>
-          <w:tblCellMar>
-            <w:top w:w="0" w:type="dxa"/>
-            <w:bottom w:w="0" w:type="dxa"/>
-          </w:tblCellMar>
-        </w:tblPrEx>
         <w:tc>
           <w:tcPr>
             <w:tcW w:w="1500" w:type="dxa"/>
@@ -3660,7 +3466,15 @@
         </w:numPr>
       </w:pPr>
       <w:r>
-        <w:t>Review the debit-balance liabilities and credit-balance assets for misposting or reclassification.</w:t>
+        <w:t xml:space="preserve">Review the debit-balance liabilities and credit-balance assets for </w:t>
+      </w:r>
+      <w:proofErr w:type="spellStart"/>
+      <w:r>
+        <w:t>misposting</w:t>
+      </w:r>
+      <w:proofErr w:type="spellEnd"/>
+      <w:r>
+        <w:t xml:space="preserve"> or reclassification.</w:t>
       </w:r>
     </w:p>
     <w:p>
@@ -3717,7 +3531,25 @@
         <w:sz w:val="18"/>
         <w:szCs w:val="18"/>
       </w:rPr>
-      <w:t xml:space="preserve">Ashbourne Industries – 2024 Trial Balance Audit  |  Page </w:t>
+      <w:t xml:space="preserve">Ashbourne Industries – 2024 Trial Balance </w:t>
+    </w:r>
+    <w:proofErr w:type="gramStart"/>
+    <w:r>
+      <w:rPr>
+        <w:color w:val="7F7F7F"/>
+        <w:sz w:val="18"/>
+        <w:szCs w:val="18"/>
+      </w:rPr>
+      <w:t>Audit  |</w:t>
+    </w:r>
+    <w:proofErr w:type="gramEnd"/>
+    <w:r>
+      <w:rPr>
+        <w:color w:val="7F7F7F"/>
+        <w:sz w:val="18"/>
+        <w:szCs w:val="18"/>
+      </w:rPr>
+      <w:t xml:space="preserve">  Page </w:t>
     </w:r>
     <w:r>
       <w:rPr>
